--- a/state-vignettes/mississippi_highway_report.docx
+++ b/state-vignettes/mississippi_highway_report.docx
@@ -10,12 +10,12 @@
         <w:rPr>
           <w:color w:val="FF5500"/>
         </w:rPr>
-        <w:t>Mississippi Ranks 24th in the Nation in Highway Performance and Cost-Effectiveness</w:t>
+        <w:t>Mississippi Ranks 22nd in the Nation in Highway Performance and Cost-Effectiveness</w:t>
       </w:r>
     </w:p>
     <w:p>
       <w:r>
-        <w:t>Mississippi’s highway system ranks 24th in the nation in overall cost-effectiveness and condition.</w:t>
+        <w:t>Mississippi’s highway system ranks 22nd in the nation in overall cost-effectiveness and condition.</w:t>
       </w:r>
     </w:p>
     <w:p>
@@ -25,42 +25,42 @@
     </w:p>
     <w:p>
       <w:r>
-        <w:t>In safety and condition categories, Mississippi’s highways rank 37th in urban Interstate pavement condition, 34th in rural Interstate pavement condition, 29th in urban arterial pavement condition, 34th in rural arterial pavement condition, 26th in structurally deficient bridges, 48th in urban fatality rate, and 37th in rural fatality rate.</w:t>
+        <w:t>In safety and condition categories, Mississippi’s highways rank 38th in urban Interstate pavement condition, 38th in rural Interstate pavement condition, 30th in urban arterial pavement condition, 31st in rural arterial pavement condition, 26th in structurally deficient bridges, 50th in urban fatality rate, and 44th in rural fatality rate.</w:t>
       </w:r>
     </w:p>
     <w:p>
       <w:r>
-        <w:t>Mississippi ranks 12th out of the 50 states in traffic congestion, and its drivers spend 13.95 hours a year stuck in traffic congestion.</w:t>
+        <w:t>Mississippi ranks 11th out of the 50 states in traffic congestion, and its drivers spend 14.25 hours a year stuck in traffic congestion.</w:t>
       </w:r>
     </w:p>
     <w:p>
       <w:r>
-        <w:t>In spending and cost-effectiveness, Mississippi ranks 21st in capital and bridge disbursements, which are the costs of building new roads and bridges and widening existing ones. Mississippi ranks 2nd in maintenance spending, such as the costs of repaving roads and filling in potholes. Mississippi’s administrative disbursements, including office spending that doesn’t make its way to roads, rank 8th nationwide.</w:t>
+        <w:t>In spending and cost-effectiveness, Mississippi ranks 16th in capital and bridge disbursements, which are the costs of building new roads and bridges and widening existing ones. Mississippi ranks 3rd in maintenance spending, such as the costs of repaving roads and filling in potholes. Mississippi’s administrative disbursements, including office spending that doesn’t make its way to roads, rank 5th nationwide.</w:t>
       </w:r>
     </w:p>
     <w:p>
       <w:r>
-        <w:t>Compared to last year, Mississippi has the following notable changes in rankings: Other Fatality Rate worsened by 17 points, from 30 to 47; Urbanized Area Congestion worsened by 6 points, from 6 to 12; Urban Fatality Rate worsened by 6 points, from 42 to 48; Capital &amp; Bridge Disbursements worsened by 8 points, from 13 to 21; Overall worsened by 6 points, from 18 to 24.</w:t>
+        <w:t>Compared to last year, Mississippi has the following notable changes in rankings: Capital &amp; Bridge Disbursements improved by 5 points, from 21 to 16; Rural Fatality Rate worsened by 7 points, from 37 to 44.</w:t>
       </w:r>
     </w:p>
     <w:p>
       <w:r>
-        <w:t>Compared to neighboring and nearby states, Mississippi’s overall highway performance is better than Louisiana (46th); worse than Tennessee (12th), Arkansas (21st), and Alabama (8th).</w:t>
+        <w:t>Compared to neighboring and nearby states, Mississippi’s overall highway performance is better than Louisiana (44th); worse than Tennessee (16th), Arkansas (17th), and Alabama (2nd).</w:t>
       </w:r>
     </w:p>
     <w:p>
       <w:r>
-        <w:t>Comparing its overall performance to similarly populated states, Mississippi ranks worse than Kansas (19th); better than New Mexico (39th).</w:t>
+        <w:t>Comparing its overall performance to similarly populated states, Mississippi ranks better than Kansas (29th) and New Mexico (39th).</w:t>
       </w:r>
     </w:p>
     <w:p>
       <w:r>
-        <w:t>Mississippi’s highway system ranks 24th out of 50 states overall this year, compared to 18th last year.</w:t>
+        <w:t>Mississippi’s highway system ranks 22nd out of 50 states overall this year, compared to 24th last year.</w:t>
       </w:r>
     </w:p>
     <w:p>
       <w:r>
-        <w:t>“In terms of improving in the road condition and performance categories, Mississippi should focus on reducing Urban Fatality Rate and Other Fatality Rate. Mississippi’s rank of 48th in Urban Fatality Rate makes it one of the worst in the nation for this safety metric,” said Baruch Feigenbaum, lead author of the 29th Annual Highway Report and senior managing director of transportation policy at Reason Foundation.</w:t>
+        <w:t>“In terms of improving in the road condition and performance categories, Mississippi should focus on reducing Urban Fatality Rate and Rural Fatality Rate. Mississippi’s rank of 50th in Urban Fatality Rate makes it one of the worst in the nation for this safety metric,” said Baruch Feigenbaum, lead author of the 30th Annual Highway Report and senior managing director of transportation policy at Reason Foundation.</w:t>
       </w:r>
     </w:p>
     <w:p>
@@ -70,7 +70,7 @@
           <w:color w:val="FF5500"/>
           <w:sz w:val="28"/>
         </w:rPr>
-        <w:t>MISSISSIPPI’S RANKINGS IN THE 29TH ANNUAL HIGHWAY REPORT</w:t>
+        <w:t>MISSISSIPPI’S RANKINGS IN THE 30TH ANNUAL HIGHWAY REPORT</w:t>
       </w:r>
     </w:p>
     <w:tbl>
@@ -148,7 +148,7 @@
               <w:rPr>
                 <w:sz w:val="20"/>
               </w:rPr>
-              <w:t>24</w:t>
+              <w:t>22</w:t>
             </w:r>
           </w:p>
         </w:tc>
@@ -179,7 +179,7 @@
               <w:rPr>
                 <w:sz w:val="20"/>
               </w:rPr>
-              <w:t>21</w:t>
+              <w:t>16</w:t>
             </w:r>
           </w:p>
         </w:tc>
@@ -212,7 +212,7 @@
               <w:rPr>
                 <w:sz w:val="20"/>
               </w:rPr>
-              <w:t>2</w:t>
+              <w:t>3</w:t>
             </w:r>
           </w:p>
         </w:tc>
@@ -243,7 +243,7 @@
               <w:rPr>
                 <w:sz w:val="20"/>
               </w:rPr>
-              <w:t>8</w:t>
+              <w:t>5</w:t>
             </w:r>
           </w:p>
         </w:tc>
@@ -276,7 +276,7 @@
               <w:rPr>
                 <w:sz w:val="20"/>
               </w:rPr>
-              <w:t>12</w:t>
+              <w:t>10</w:t>
             </w:r>
           </w:p>
         </w:tc>
@@ -307,7 +307,7 @@
               <w:rPr>
                 <w:sz w:val="20"/>
               </w:rPr>
-              <w:t>34</w:t>
+              <w:t>38</w:t>
             </w:r>
           </w:p>
         </w:tc>
@@ -340,7 +340,7 @@
               <w:rPr>
                 <w:sz w:val="20"/>
               </w:rPr>
-              <w:t>34</w:t>
+              <w:t>31</w:t>
             </w:r>
           </w:p>
         </w:tc>
@@ -371,7 +371,7 @@
               <w:rPr>
                 <w:sz w:val="20"/>
               </w:rPr>
-              <w:t>37</w:t>
+              <w:t>38</w:t>
             </w:r>
           </w:p>
         </w:tc>
@@ -404,7 +404,7 @@
               <w:rPr>
                 <w:sz w:val="20"/>
               </w:rPr>
-              <w:t>29</w:t>
+              <w:t>30</w:t>
             </w:r>
           </w:p>
         </w:tc>
@@ -435,7 +435,7 @@
               <w:rPr>
                 <w:sz w:val="20"/>
               </w:rPr>
-              <w:t>12</w:t>
+              <w:t>11</w:t>
             </w:r>
           </w:p>
         </w:tc>
@@ -499,7 +499,7 @@
               <w:rPr>
                 <w:sz w:val="20"/>
               </w:rPr>
-              <w:t>37</w:t>
+              <w:t>44</w:t>
             </w:r>
           </w:p>
         </w:tc>
@@ -532,7 +532,7 @@
               <w:rPr>
                 <w:sz w:val="20"/>
               </w:rPr>
-              <w:t>48</w:t>
+              <w:t>50</w:t>
             </w:r>
           </w:p>
         </w:tc>
@@ -563,7 +563,7 @@
               <w:rPr>
                 <w:sz w:val="20"/>
               </w:rPr>
-              <w:t>47</w:t>
+              <w:t>43</w:t>
             </w:r>
           </w:p>
         </w:tc>
@@ -572,12 +572,12 @@
     <w:p>
       <w:r>
         <w:br/>
-        <w:t>Reason Foundation’s 29th Annual Highway Report measures the condition and cost- effectiveness of state-controlled highways in 13 categories, including pavement and bridge conditions, traffic fatalities, and spending. In the performance categories, ranking first implies the state has the best or lowest fatality rate and its road pavement is in the best condition. A ranking of 50th in performance categories means the state has the worst fatality rates or pavement conditions. In simplified terms, in the cost-effectiveness categories, a rank of 50 means the state spends more money, and a first-place ranking means the state spends less money than other states in that category.</w:t>
+        <w:t>Reason Foundation’s 30th Annual Highway Report measures the condition and cost-effectiveness of state-controlled highways in 13 categories, including pavement and bridge conditions, traffic fatalities, and spending. In the performance categories, ranking first implies the state has the best or lowest fatality rate and its road pavement is in the best condition. A ranking of 50th in performance categories means the state has the worst fatality rates or pavement conditions. In simplified terms, in the cost-effectiveness categories, a rank of 50 means the state spends more money, and a first-place ranking means the state spends less money than other states in that category.</w:t>
       </w:r>
     </w:p>
     <w:p>
       <w:r>
-        <w:t>The report’s data are primarily information each state directly reported to the Federal Highway Administration for 2023. Better Roads and Bridges provides the deficient bridge data, and INRIX.com provides the traffic congestion data.</w:t>
+        <w:t>The report’s data are primarily information each state directly reported to the Federal Highway Administration for 2024. Better Roads and Bridges provides the deficient bridge data, and INRIX.com provides the traffic congestion data.</w:t>
       </w:r>
     </w:p>
     <w:sectPr>
